--- a/08 — Career Portfolio & Interview Preparation/car-01 GitHub Profile README/03 Engineering Learning Guide.docx
+++ b/08 — Career Portfolio & Interview Preparation/car-01 GitHub Profile README/03 Engineering Learning Guide.docx
@@ -347,7 +347,7 @@
                 <w:rStyle w:val="VerbatimChar"/>
                 <w:sz w:val="18"/>
               </w:rPr>
-              <w:t xml:space="preserve">khancam15/khancam15</w:t>
+              <w:t xml:space="preserve">khaneilcampbell/khancam15</w:t>
             </w:r>
           </w:p>
         </w:tc>
@@ -509,7 +509,7 @@
         <w:rPr>
           <w:rStyle w:val="VerbatimChar"/>
         </w:rPr>
-        <w:t xml:space="preserve">khancam15/khancam15</w:t>
+        <w:t xml:space="preserve">khaneilcampbell/khancam15</w:t>
       </w:r>
       <w:r>
         <w:t xml:space="preserve">, created 2026-10-12.</w:t>
